--- a/output/docx/es/BUFR_TableD_es_15.docx
+++ b/output/docx/es/BUFR_TableD_es_15.docx
@@ -3591,7 +3591,7 @@
                 <w:b w:val="0"/>
                 <w:sz w:val="16"/>
               </w:rPr>
-              <w:t>Note 24: Si se utiliza el campo 0 01 011, este campo resultará faltante, y recíprocamente.</w:t>
+              <w:t>Note D24: Si se utiliza el campo 0 01 011, este campo resultará faltante, y recíprocamente.</w:t>
             </w:r>
           </w:p>
         </w:tc>
@@ -3830,7 +3830,7 @@
                 <w:b w:val="0"/>
                 <w:sz w:val="16"/>
               </w:rPr>
-              <w:t>Note 31: Entero asignado por el operador e incrementado para cada nueva transecta (es decir, todas las gotas tendrán el mismo número de transecta mientras el buque se desplaza de un extremo de la línea al otro; tan pronto como el buque llega al puerto y retorna al punto de partida se añade una nueva transecta y, seguidamente, se incrementa el número de transecta). El valor inicial y los valores subsiguientes de los números de transecta no son importantes, siempre y cuando cada nueva transecta de un buque a lo largo de una línea tenga un número de transecta superior a los números de transecta anteriores para esa misma línea y buque. Si un único crucero siguiera más de una línea seguida del Programa de buques de observación ocasional, se incrementará el número de transecta cada vez que el crucero cambie de línea.</w:t>
+              <w:t>Note D31: Entero asignado por el operador e incrementado para cada nueva transecta (es decir, todas las gotas tendrán el mismo número de transecta mientras el buque se desplaza de un extremo de la línea al otro; tan pronto como el buque llega al puerto y retorna al punto de partida se añade una nueva transecta y, seguidamente, se incrementa el número de transecta). El valor inicial y los valores subsiguientes de los números de transecta no son importantes, siempre y cuando cada nueva transecta de un buque a lo largo de una línea tenga un número de transecta superior a los números de transecta anteriores para esa misma línea y buque. Si un único crucero siguiera más de una línea seguida del Programa de buques de observación ocasional, se incrementará el número de transecta cada vez que el crucero cambie de línea.</w:t>
             </w:r>
           </w:p>
         </w:tc>
@@ -6996,7 +6996,7 @@
                 <w:b w:val="0"/>
                 <w:sz w:val="16"/>
               </w:rPr>
-              <w:t>Note 64: Este descriptor es aplicable al método utilizado para seleccionar las profundidades del perfil de temperatura cifrado mediante 3 15 005. Si las temperaturas indicadas corresponden a profundidades importantes, los valores: a) serán suficientes para reproducir características básicas del perfil, y; b) definirán la cima y el fondo de las capas isotérmicas.</w:t>
+              <w:t>Note D64: Este descriptor es aplicable al método utilizado para seleccionar las profundidades del perfil de temperatura cifrado mediante 3 15 005. Si las temperaturas indicadas corresponden a profundidades importantes, los valores: a) serán suficientes para reproducir características básicas del perfil, y; b) definirán la cima y el fondo de las capas isotérmicas.</w:t>
             </w:r>
           </w:p>
         </w:tc>
@@ -24728,7 +24728,7 @@
                 <w:b w:val="0"/>
                 <w:sz w:val="16"/>
               </w:rPr>
-              <w:t>Note 79: Para este descriptor, los valores inferiores a –1 indican predominancia de aerosoles dispersantes, cuya concentración aumenta a medida que el valor aumenta negativamente. Valores superiores a +1 indican predominancia de aerosoles absorbentes, cuya concentración aumenta a medida que el valor aumenta positivamente. Los valores comprendidos entre –1 y +1 indican nubes o ruido.</w:t>
+              <w:t>(véase la nota 4)</w:t>
             </w:r>
           </w:p>
         </w:tc>
